--- a/proactive-english-c1-sy/out/PE-C1-BK2-SY_Unit16_AnswerKey.docx
+++ b/proactive-english-c1-sy/out/PE-C1-BK2-SY_Unit16_AnswerKey.docx
@@ -28236,7 +28236,7 @@
                 <w:sz w:val="22"/>
                 <w:szCs w:val="22"/>
               </w:rPr>
-              <w:t xml:space="preserve">This is the third mediation of Book 2 and the sixteenth of the level, and what is new is that there are four accounts, all accurate, and the one that settles the matter has not been seen by any of the three parties.</w:t>
+              <w:t xml:space="preserve">This is the fourth mediation of Book 2 and the sixteenth of the level, and what is new is that there are four accounts, all accurate, and the one that settles the matter has not been seen by any of the three parties.</w:t>
             </w:r>
             <w:r>
               <w:rPr>
